--- a/fuentes/AREM_S3_Mapa_Actividad_3_2.docx
+++ b/fuentes/AREM_S3_Mapa_Actividad_3_2.docx
@@ -1793,7 +1793,7 @@
               <w:rPr>
                 <w:sz w:val="19"/>
               </w:rPr>
-              <w:t>Las tareas minuto a minuto, el ejemplo resuelto y los conceptos que se usan</w:t>
+              <w:t>Los cuatro pasos, el ejemplo resuelto y los conceptos que se usan</w:t>
             </w:r>
           </w:p>
         </w:tc>
